--- a/pr-preview/pr-123/multiple-testing-handout.docx
+++ b/pr-preview/pr-123/multiple-testing-handout.docx
@@ -15,7 +15,7 @@
         <w:pStyle w:val="Date"/>
       </w:pPr>
       <w:r>
-        <w:t xml:space="preserve">Last modified: 2026-10-13 15:26:44 (PDT)</w:t>
+        <w:t xml:space="preserve">Last modified: 2026-10-13 18:07:24 (PDT)</w:t>
       </w:r>
     </w:p>
     <w:p>
@@ -27295,7 +27295,7 @@
     </w:p>
     <w:bookmarkEnd w:id="89"/>
     <w:bookmarkEnd w:id="90"/>
-    <w:bookmarkStart w:id="105" w:name="sec-multiple-testing-reading"/>
+    <w:bookmarkStart w:id="106" w:name="sec-multiple-testing-reading"/>
     <w:p>
       <w:pPr>
         <w:pStyle w:val="Heading2"/>
@@ -27361,6 +27361,35 @@
         </w:numPr>
       </w:pPr>
       <w:r>
+        <w:t xml:space="preserve">Andrew Lin’s</w:t>
+      </w:r>
+      <w:r>
+        <w:t xml:space="preserve"> </w:t>
+      </w:r>
+      <w:hyperlink r:id="rId91">
+        <w:r>
+          <w:rPr>
+            <w:rStyle w:val="Hyperlink"/>
+          </w:rPr>
+          <w:t xml:space="preserve">notes on Stanford STATS 300C</w:t>
+        </w:r>
+      </w:hyperlink>
+      <w:r>
+        <w:t xml:space="preserve"> </w:t>
+      </w:r>
+      <w:r>
+        <w:t xml:space="preserve">(Emmanuel Candès, Spring 2025) are student-written and cover global testing, the false discovery rate, e-values and conformal inference.</w:t>
+      </w:r>
+    </w:p>
+    <w:p>
+      <w:pPr>
+        <w:pStyle w:val="Compact"/>
+        <w:numPr>
+          <w:ilvl w:val="0"/>
+          <w:numId w:val="1004"/>
+        </w:numPr>
+      </w:pPr>
+      <w:r>
         <w:t xml:space="preserve">The</w:t>
       </w:r>
       <w:r>
@@ -27387,8 +27416,8 @@
         <w:t xml:space="preserve">without a distributional model for the test statistic.</w:t>
       </w:r>
     </w:p>
-    <w:bookmarkStart w:id="104" w:name="refs"/>
-    <w:bookmarkStart w:id="92" w:name="ref-benjamini1995controlling"/>
+    <w:bookmarkStart w:id="105" w:name="refs"/>
+    <w:bookmarkStart w:id="93" w:name="ref-benjamini1995controlling"/>
     <w:p>
       <w:pPr>
         <w:pStyle w:val="Bibliography"/>
@@ -27421,7 +27450,7 @@
       <w:r>
         <w:t xml:space="preserve"> </w:t>
       </w:r>
-      <w:hyperlink r:id="rId91">
+      <w:hyperlink r:id="rId92">
         <w:r>
           <w:rPr>
             <w:rStyle w:val="Hyperlink"/>
@@ -27433,8 +27462,8 @@
         <w:t xml:space="preserve">.</w:t>
       </w:r>
     </w:p>
-    <w:bookmarkEnd w:id="92"/>
-    <w:bookmarkStart w:id="94" w:name="ref-benjamini2001control"/>
+    <w:bookmarkEnd w:id="93"/>
+    <w:bookmarkStart w:id="95" w:name="ref-benjamini2001control"/>
     <w:p>
       <w:pPr>
         <w:pStyle w:val="Bibliography"/>
@@ -27467,7 +27496,7 @@
       <w:r>
         <w:t xml:space="preserve"> </w:t>
       </w:r>
-      <w:hyperlink r:id="rId93">
+      <w:hyperlink r:id="rId94">
         <w:r>
           <w:rPr>
             <w:rStyle w:val="Hyperlink"/>
@@ -27479,8 +27508,8 @@
         <w:t xml:space="preserve">.</w:t>
       </w:r>
     </w:p>
-    <w:bookmarkEnd w:id="94"/>
-    <w:bookmarkStart w:id="96" w:name="ref-efron2016computer"/>
+    <w:bookmarkEnd w:id="95"/>
+    <w:bookmarkStart w:id="97" w:name="ref-efron2016computer"/>
     <w:p>
       <w:pPr>
         <w:pStyle w:val="Bibliography"/>
@@ -27504,7 +27533,7 @@
       <w:r>
         <w:t xml:space="preserve"> </w:t>
       </w:r>
-      <w:hyperlink r:id="rId95">
+      <w:hyperlink r:id="rId96">
         <w:r>
           <w:rPr>
             <w:rStyle w:val="Hyperlink"/>
@@ -27516,8 +27545,8 @@
         <w:t xml:space="preserve">.</w:t>
       </w:r>
     </w:p>
-    <w:bookmarkEnd w:id="96"/>
-    <w:bookmarkStart w:id="97" w:name="ref-holm1979simple"/>
+    <w:bookmarkEnd w:id="97"/>
+    <w:bookmarkStart w:id="98" w:name="ref-holm1979simple"/>
     <w:p>
       <w:pPr>
         <w:pStyle w:val="Bibliography"/>
@@ -27548,8 +27577,8 @@
         <w:t xml:space="preserve">6 (2): 65–70.</w:t>
       </w:r>
     </w:p>
-    <w:bookmarkEnd w:id="97"/>
-    <w:bookmarkStart w:id="99" w:name="ref-james2021islr2e"/>
+    <w:bookmarkEnd w:id="98"/>
+    <w:bookmarkStart w:id="100" w:name="ref-james2021islr2e"/>
     <w:p>
       <w:pPr>
         <w:pStyle w:val="Bibliography"/>
@@ -27587,7 +27616,7 @@
       <w:r>
         <w:t xml:space="preserve"> </w:t>
       </w:r>
-      <w:hyperlink r:id="rId98">
+      <w:hyperlink r:id="rId99">
         <w:r>
           <w:rPr>
             <w:rStyle w:val="Hyperlink"/>
@@ -27599,8 +27628,8 @@
         <w:t xml:space="preserve">.</w:t>
       </w:r>
     </w:p>
-    <w:bookmarkEnd w:id="99"/>
-    <w:bookmarkStart w:id="101" w:name="ref-khan2001classification"/>
+    <w:bookmarkEnd w:id="100"/>
+    <w:bookmarkStart w:id="102" w:name="ref-khan2001classification"/>
     <w:p>
       <w:pPr>
         <w:pStyle w:val="Bibliography"/>
@@ -27633,7 +27662,7 @@
       <w:r>
         <w:t xml:space="preserve"> </w:t>
       </w:r>
-      <w:hyperlink r:id="rId100">
+      <w:hyperlink r:id="rId101">
         <w:r>
           <w:rPr>
             <w:rStyle w:val="Hyperlink"/>
@@ -27645,8 +27674,8 @@
         <w:t xml:space="preserve">.</w:t>
       </w:r>
     </w:p>
-    <w:bookmarkEnd w:id="101"/>
-    <w:bookmarkStart w:id="103" w:name="ref-storey2002direct"/>
+    <w:bookmarkEnd w:id="102"/>
+    <w:bookmarkStart w:id="104" w:name="ref-storey2002direct"/>
     <w:p>
       <w:pPr>
         <w:pStyle w:val="Bibliography"/>
@@ -27679,7 +27708,7 @@
       <w:r>
         <w:t xml:space="preserve"> </w:t>
       </w:r>
-      <w:hyperlink r:id="rId102">
+      <w:hyperlink r:id="rId103">
         <w:r>
           <w:rPr>
             <w:rStyle w:val="Hyperlink"/>
@@ -27691,9 +27720,9 @@
         <w:t xml:space="preserve">.</w:t>
       </w:r>
     </w:p>
-    <w:bookmarkEnd w:id="103"/>
     <w:bookmarkEnd w:id="104"/>
     <w:bookmarkEnd w:id="105"/>
+    <w:bookmarkEnd w:id="106"/>
     <w:sectPr>
       <w:footnotePr>
         <w:numRestart w:val="eachSect"/>
